--- a/applications/Proton_HeadOfProduct/Dorian_Moyne_Proton_HeadOfProduct_CoverLetter.docx
+++ b/applications/Proton_HeadOfProduct/Dorian_Moyne_Proton_HeadOfProduct_CoverLetter.docx
@@ -38,7 +38,7 @@
           <w:sz w:val="22"/>
           <w:szCs w:val="22"/>
         </w:rPr>
-        <w:t xml:space="preserve">My background is not in consumer software. I have spent 10+ years in Product Management and Business Development in automotive and industrial electronics, most recently at Amphenol, where I hold full P&amp;L responsibility for a $100M global product line across three countries and manage a team of five Product Managers. I set the strategic roadmap, define the product KPIs my team is accountable for, and report directly to the group board on priorities and tradeoffs. Before that, I built a product line and a team from zero, growing it from $1M to $30M in three years. That experience matches Proton's bootstrapped, cost-efficient culture more than a typical consumer-software résumé would suggest. I am based near the Swiss border and already manage a team spread across Europe and Asia, so travel to your Geneva or Zürich hub is not a hurdle.</w:t>
+        <w:t xml:space="preserve">My background is not in consumer software. I have spent 10+ years in Product Management and Business Development in automotive and industrial electronics, most recently at Amphenol, where I hold full P&amp;L responsibility for a $100M global product line across three countries and manage a team of five Product Managers. I set the strategic roadmap, define the product KPIs my team is accountable for, and report directly to the group board on priorities and tradeoffs. Before that, I built a product line and a team from zero, growing it from $1M to $30M in three years. That experience matches Proton's bootstrapped, cost-efficient culture more than a typical consumer-software résumé would suggest. I am already planning to relocate to Switzerland, with a preference for Romandie, so working from your Geneva or Zürich hub is a move I am making anyway, not a concession.</w:t>
       </w:r>
     </w:p>
     <w:p>
